--- a/templates/utilidades-convocatoria-estudiantes.docx
+++ b/templates/utilidades-convocatoria-estudiantes.docx
@@ -175,23 +175,23 @@
           <w:sz w:val="20"/>
           <w:szCs w:val="20"/>
         </w:rPr>
-        <w:t>{{CURSO}}</w:t>
-      </w:r>
-      <w:r>
-        <w:rPr>
-          <w:rFonts w:ascii="Verdana" w:hAnsi="Verdana" w:cstheme="minorHAnsi"/>
-          <w:sz w:val="20"/>
-          <w:szCs w:val="20"/>
-        </w:rPr>
-        <w:t xml:space="preserve">, </w:t>
-      </w:r>
-      <w:r>
-        <w:rPr>
-          <w:rFonts w:ascii="Verdana" w:hAnsi="Verdana" w:cstheme="minorHAnsi"/>
-          <w:sz w:val="20"/>
-          <w:szCs w:val="20"/>
-        </w:rPr>
-        <w:t>Carrera de Pedagogía de los Idiomas Nacionales y Extranjeros</w:t>
+        <w:t>{{DESTINATARIOS}}</w:t>
+      </w:r>
+      <w:r>
+        <w:rPr>
+          <w:rFonts w:ascii="Verdana" w:hAnsi="Verdana" w:cstheme="minorHAnsi"/>
+          <w:sz w:val="20"/>
+          <w:szCs w:val="20"/>
+        </w:rPr>
+        <w:t xml:space="preserve"/>
+      </w:r>
+      <w:r>
+        <w:rPr>
+          <w:rFonts w:ascii="Verdana" w:hAnsi="Verdana" w:cstheme="minorHAnsi"/>
+          <w:sz w:val="20"/>
+          <w:szCs w:val="20"/>
+        </w:rPr>
+        <w:t/>
       </w:r>
     </w:p>
     <w:p>
